--- a/PRP申請書類 自動転記ツール/99_data/テンプレート/3種筋腱靭帯系PRP/2 提供する再生医療等の詳細を記した書類（3種）.docx
+++ b/PRP申請書類 自動転記ツール/99_data/テンプレート/3種筋腱靭帯系PRP/2 提供する再生医療等の詳細を記した書類（3種）.docx
@@ -21,23 +21,15 @@
           <w:sz w:val="24"/>
         </w:rPr>
       </w:pPr>
+      <w:bookmarkStart w:id="0" w:name="_GoBack"/>
+      <w:bookmarkEnd w:id="0"/>
       <w:r>
         <w:rPr>
           <w:rFonts w:asciiTheme="majorEastAsia" w:eastAsiaTheme="majorEastAsia" w:hAnsiTheme="majorEastAsia" w:hint="eastAsia"/>
           <w:b/>
           <w:sz w:val="24"/>
         </w:rPr>
-        <w:t>提供する再生医療等</w:t>
-      </w:r>
-      <w:bookmarkStart w:id="0" w:name="_GoBack"/>
-      <w:bookmarkEnd w:id="0"/>
-      <w:r>
-        <w:rPr>
-          <w:rFonts w:asciiTheme="majorEastAsia" w:eastAsiaTheme="majorEastAsia" w:hAnsiTheme="majorEastAsia" w:hint="eastAsia"/>
-          <w:b/>
-          <w:sz w:val="24"/>
-        </w:rPr>
-        <w:t>の詳細を記した書類</w:t>
+        <w:t>提供する再生医療等の詳細を記した書類</w:t>
       </w:r>
     </w:p>
     <w:p/>
@@ -3533,34 +3525,35 @@
       <w:pPr>
         <w:ind w:leftChars="100" w:left="420" w:hangingChars="100" w:hanging="210"/>
         <w:rPr>
-          <w:color w:val="00B050"/>
-        </w:rPr>
-      </w:pPr>
-      <w:r>
-        <w:rPr>
-          <w:color w:val="00B050"/>
-        </w:rPr>
-        <w:t>{{</w:t>
-      </w:r>
-      <w:r>
-        <w:rPr>
           <w:rFonts w:hint="eastAsia"/>
           <w:color w:val="00B050"/>
         </w:rPr>
-        <w:t>PRP</w:t>
+      </w:pPr>
+      <w:r>
+        <w:rPr>
+          <w:color w:val="00B050"/>
+        </w:rPr>
+        <w:t>{{</w:t>
       </w:r>
       <w:r>
         <w:rPr>
           <w:rFonts w:hint="eastAsia"/>
           <w:color w:val="00B050"/>
         </w:rPr>
-        <w:t>メーカー①</w:t>
+        <w:t>PRP</w:t>
       </w:r>
       <w:r>
         <w:rPr>
           <w:rFonts w:hint="eastAsia"/>
           <w:color w:val="00B050"/>
         </w:rPr>
+        <w:t>メーカー①</w:t>
+      </w:r>
+      <w:r>
+        <w:rPr>
+          <w:rFonts w:hint="eastAsia"/>
+          <w:color w:val="00B050"/>
+        </w:rPr>
         <w:t>細胞採取の方法</w:t>
       </w:r>
       <w:r>
@@ -3577,6 +3570,14 @@
           <w:color w:val="00B050"/>
         </w:rPr>
       </w:pPr>
+    </w:p>
+    <w:p>
+      <w:pPr>
+        <w:ind w:leftChars="100" w:left="420" w:hangingChars="100" w:hanging="210"/>
+        <w:rPr>
+          <w:color w:val="00B050"/>
+        </w:rPr>
+      </w:pPr>
       <w:r>
         <w:rPr>
           <w:color w:val="00B050"/>
@@ -3610,6 +3611,15 @@
         </w:rPr>
         <w:t>}}</w:t>
       </w:r>
+    </w:p>
+    <w:p>
+      <w:pPr>
+        <w:ind w:leftChars="100" w:left="420" w:hangingChars="100" w:hanging="210"/>
+        <w:rPr>
+          <w:rFonts w:hint="eastAsia"/>
+          <w:color w:val="00B050"/>
+        </w:rPr>
+      </w:pPr>
     </w:p>
     <w:p>
       <w:pPr>
@@ -4036,41 +4046,42 @@
       <w:pPr>
         <w:ind w:leftChars="200" w:left="420"/>
         <w:rPr>
-          <w:color w:val="00B050"/>
-        </w:rPr>
-      </w:pPr>
-      <w:r>
-        <w:rPr>
-          <w:color w:val="00B050"/>
-        </w:rPr>
-        <w:t>{{</w:t>
-      </w:r>
-      <w:r>
-        <w:rPr>
           <w:rFonts w:hint="eastAsia"/>
           <w:color w:val="00B050"/>
         </w:rPr>
-        <w:t xml:space="preserve"> </w:t>
+      </w:pPr>
+      <w:r>
+        <w:rPr>
+          <w:color w:val="00B050"/>
+        </w:rPr>
+        <w:t>{{</w:t>
       </w:r>
       <w:r>
         <w:rPr>
           <w:rFonts w:hint="eastAsia"/>
           <w:color w:val="00B050"/>
         </w:rPr>
-        <w:t>PRP</w:t>
+        <w:t xml:space="preserve"> </w:t>
       </w:r>
       <w:r>
         <w:rPr>
           <w:rFonts w:hint="eastAsia"/>
           <w:color w:val="00B050"/>
         </w:rPr>
-        <w:t>メーカー①</w:t>
+        <w:t>PRP</w:t>
       </w:r>
       <w:r>
         <w:rPr>
           <w:rFonts w:hint="eastAsia"/>
           <w:color w:val="00B050"/>
         </w:rPr>
+        <w:t>メーカー①</w:t>
+      </w:r>
+      <w:r>
+        <w:rPr>
+          <w:rFonts w:hint="eastAsia"/>
+          <w:color w:val="00B050"/>
+        </w:rPr>
         <w:t>細胞の加工の方法</w:t>
       </w:r>
       <w:r>
@@ -4087,10 +4098,19 @@
           <w:color w:val="00B050"/>
         </w:rPr>
       </w:pPr>
-      <w:r>
+    </w:p>
+    <w:p>
+      <w:pPr>
+        <w:ind w:leftChars="200" w:left="420"/>
         <w:rPr>
           <w:color w:val="00B050"/>
         </w:rPr>
+      </w:pPr>
+      <w:r>
+        <w:rPr>
+          <w:color w:val="00B050"/>
+        </w:rPr>
+        <w:lastRenderedPageBreak/>
         <w:t>{{</w:t>
       </w:r>
       <w:r>
@@ -4132,6 +4152,15 @@
       <w:pPr>
         <w:ind w:leftChars="200" w:left="420"/>
         <w:rPr>
+          <w:rFonts w:hint="eastAsia"/>
+          <w:color w:val="00B050"/>
+        </w:rPr>
+      </w:pPr>
+    </w:p>
+    <w:p>
+      <w:pPr>
+        <w:ind w:leftChars="200" w:left="420"/>
+        <w:rPr>
           <w:rFonts w:ascii="Times New Roman" w:hAnsi="Times New Roman" w:cs="Times New Roman"/>
           <w:color w:val="EE0000"/>
           <w:sz w:val="20"/>
@@ -4252,7 +4281,6 @@
           <w:szCs w:val="20"/>
           <w:shd w:val="clear" w:color="auto" w:fill="FFFFFF"/>
         </w:rPr>
-        <w:lastRenderedPageBreak/>
         <w:t>特定細胞加工物の製造は患者来院に合わせて実施し、同日中に患者に全量を提供するため、試料及び細胞加工物の保存あるいは保管は行わない。</w:t>
       </w:r>
     </w:p>
@@ -8292,7 +8320,7 @@
                     </wp:anchor>
                   </w:drawing>
                 </mc:Choice>
-                <mc:Fallback xmlns:w16se="http://schemas.microsoft.com/office/word/2015/wordml/symex" xmlns:w16sdtfl="http://schemas.microsoft.com/office/word/2024/wordml/sdtformatlock" xmlns:w16sdtdh="http://schemas.microsoft.com/office/word/2020/wordml/sdtdatahash" xmlns:w16du="http://schemas.microsoft.com/office/word/2023/wordml/word16du" xmlns:w16="http://schemas.microsoft.com/office/word/2018/wordml" xmlns:w16cid="http://schemas.microsoft.com/office/word/2016/wordml/cid" xmlns:w16cex="http://schemas.microsoft.com/office/word/2018/wordml/cex" xmlns:w15="http://schemas.microsoft.com/office/word/2012/wordml" xmlns:oel="http://schemas.microsoft.com/office/2019/extlst" xmlns:am3d="http://schemas.microsoft.com/office/drawing/2017/model3d" xmlns:aink="http://schemas.microsoft.com/office/drawing/2016/ink" xmlns:cx8="http://schemas.microsoft.com/office/drawing/2016/5/14/chartex" xmlns:cx7="http://schemas.microsoft.com/office/drawing/2016/5/13/chartex" xmlns:cx6="http://schemas.microsoft.com/office/drawing/2016/5/12/chartex" xmlns:cx5="http://schemas.microsoft.com/office/drawing/2016/5/11/chartex" xmlns:cx4="http://schemas.microsoft.com/office/drawing/2016/5/10/chartex" xmlns:cx3="http://schemas.microsoft.com/office/drawing/2016/5/9/chartex" xmlns:cx2="http://schemas.microsoft.com/office/drawing/2015/10/21/chartex" xmlns:cx1="http://schemas.microsoft.com/office/drawing/2015/9/8/chartex" xmlns:cx="http://schemas.microsoft.com/office/drawing/2014/chartex">
+                <mc:Fallback xmlns:cx="http://schemas.microsoft.com/office/drawing/2014/chartex" xmlns:cx1="http://schemas.microsoft.com/office/drawing/2015/9/8/chartex" xmlns:cx2="http://schemas.microsoft.com/office/drawing/2015/10/21/chartex" xmlns:cx3="http://schemas.microsoft.com/office/drawing/2016/5/9/chartex" xmlns:cx4="http://schemas.microsoft.com/office/drawing/2016/5/10/chartex" xmlns:cx5="http://schemas.microsoft.com/office/drawing/2016/5/11/chartex" xmlns:cx6="http://schemas.microsoft.com/office/drawing/2016/5/12/chartex" xmlns:cx7="http://schemas.microsoft.com/office/drawing/2016/5/13/chartex" xmlns:cx8="http://schemas.microsoft.com/office/drawing/2016/5/14/chartex" xmlns:aink="http://schemas.microsoft.com/office/drawing/2016/ink" xmlns:am3d="http://schemas.microsoft.com/office/drawing/2017/model3d" xmlns:oel="http://schemas.microsoft.com/office/2019/extlst" xmlns:w15="http://schemas.microsoft.com/office/word/2012/wordml" xmlns:w16cex="http://schemas.microsoft.com/office/word/2018/wordml/cex" xmlns:w16cid="http://schemas.microsoft.com/office/word/2016/wordml/cid" xmlns:w16="http://schemas.microsoft.com/office/word/2018/wordml" xmlns:w16du="http://schemas.microsoft.com/office/word/2023/wordml/word16du" xmlns:w16sdtdh="http://schemas.microsoft.com/office/word/2020/wordml/sdtdatahash" xmlns:w16sdtfl="http://schemas.microsoft.com/office/word/2024/wordml/sdtformatlock" xmlns:w16se="http://schemas.microsoft.com/office/word/2015/wordml/symex">
                   <w:pict>
                     <v:group w14:anchorId="39C9C629" id="キャンバス 50" o:spid="_x0000_s1026" editas="canvas" style="position:absolute;left:0;text-align:left;margin-left:-186.45pt;margin-top:2pt;width:413.55pt;height:377.4pt;z-index:251658240" coordsize="52520,47929" o:gfxdata="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">
                       <v:shapetype id="_x0000_t75" coordsize="21600,21600" o:spt="75" o:preferrelative="t" path="m@4@5l@4@11@9@11@9@5xe" filled="f" stroked="f">
@@ -11272,15 +11300,6 @@
             <w:r>
               <w:rPr>
                 <w:rFonts w:ascii="Times New Roman" w:hAnsi="Times New Roman" w:cs="Times New Roman" w:hint="eastAsia"/>
-                <w:color w:val="FF0000"/>
-                <w:sz w:val="20"/>
-                <w:szCs w:val="20"/>
-              </w:rPr>
-              <w:t xml:space="preserve">院長　</w:t>
-            </w:r>
-            <w:r>
-              <w:rPr>
-                <w:rFonts w:ascii="Times New Roman" w:hAnsi="Times New Roman" w:cs="Times New Roman" w:hint="eastAsia"/>
                 <w:color w:val="00B050"/>
                 <w:sz w:val="20"/>
                 <w:szCs w:val="20"/>
@@ -11294,7 +11313,25 @@
                 <w:sz w:val="20"/>
                 <w:szCs w:val="20"/>
               </w:rPr>
-              <w:t>開設者（診療所開設届上）※医療法人でない場合（氏名のみ）</w:t>
+              <w:t>管理者（院長</w:t>
+            </w:r>
+            <w:r>
+              <w:rPr>
+                <w:rFonts w:ascii="Times New Roman" w:hAnsi="Times New Roman" w:cs="Times New Roman" w:hint="eastAsia"/>
+                <w:color w:val="00B050"/>
+                <w:sz w:val="20"/>
+                <w:szCs w:val="20"/>
+              </w:rPr>
+              <w:t>/</w:t>
+            </w:r>
+            <w:r>
+              <w:rPr>
+                <w:rFonts w:ascii="Times New Roman" w:hAnsi="Times New Roman" w:cs="Times New Roman" w:hint="eastAsia"/>
+                <w:color w:val="00B050"/>
+                <w:sz w:val="20"/>
+                <w:szCs w:val="20"/>
+              </w:rPr>
+              <w:t>病院長）</w:t>
             </w:r>
             <w:r>
               <w:rPr>
@@ -11339,22 +11376,13 @@
             <w:pPr>
               <w:rPr>
                 <w:rFonts w:ascii="Times New Roman" w:hAnsi="Times New Roman" w:cs="Times New Roman"/>
-                <w:color w:val="FF0000"/>
+                <w:color w:val="EE0000"/>
                 <w:sz w:val="20"/>
                 <w:szCs w:val="20"/>
                 <w:highlight w:val="yellow"/>
                 <w:lang w:eastAsia="zh-TW"/>
               </w:rPr>
             </w:pPr>
-            <w:r>
-              <w:rPr>
-                <w:rFonts w:ascii="Times New Roman" w:hAnsi="Times New Roman" w:cs="Times New Roman" w:hint="eastAsia"/>
-                <w:color w:val="FF0000"/>
-                <w:sz w:val="20"/>
-                <w:szCs w:val="20"/>
-              </w:rPr>
-              <w:t xml:space="preserve">院長　</w:t>
-            </w:r>
             <w:r>
               <w:rPr>
                 <w:rFonts w:ascii="Times New Roman" w:hAnsi="Times New Roman" w:cs="Times New Roman" w:hint="eastAsia"/>
@@ -11550,9 +11578,55 @@
                 <w:color w:val="00B050"/>
                 <w:sz w:val="20"/>
                 <w:szCs w:val="20"/>
+              </w:rPr>
+              <w:t>{{認定再生医療等委員会の名称}}</w:t>
+            </w:r>
+            <w:r>
+              <w:rPr>
+                <w:rFonts w:ascii="ＭＳ 明朝" w:eastAsia="ＭＳ 明朝" w:hAnsi="ＭＳ 明朝" w:hint="eastAsia"/>
+                <w:color w:val="00B050"/>
+                <w:sz w:val="20"/>
+                <w:szCs w:val="20"/>
                 <w:lang w:eastAsia="zh-TW"/>
               </w:rPr>
-              <w:t>{{認定再生医療等委員会の名称}}（{{認定再生医療等委員会の認定番号}}）</w:t>
+              <w:t>（</w:t>
+            </w:r>
+            <w:r>
+              <w:rPr>
+                <w:rFonts w:ascii="ＭＳ 明朝" w:eastAsia="ＭＳ 明朝" w:hAnsi="ＭＳ 明朝" w:hint="eastAsia"/>
+                <w:color w:val="00B050"/>
+                <w:sz w:val="20"/>
+                <w:szCs w:val="20"/>
+              </w:rPr>
+              <w:t>{{</w:t>
+            </w:r>
+            <w:r>
+              <w:rPr>
+                <w:rFonts w:ascii="ＭＳ 明朝" w:eastAsia="ＭＳ 明朝" w:hAnsi="ＭＳ 明朝" w:hint="eastAsia"/>
+                <w:color w:val="00B050"/>
+                <w:sz w:val="20"/>
+                <w:szCs w:val="20"/>
+              </w:rPr>
+              <w:t>認定再生医療等委員会の認定番号</w:t>
+            </w:r>
+            <w:r>
+              <w:rPr>
+                <w:rFonts w:ascii="ＭＳ 明朝" w:eastAsia="ＭＳ 明朝" w:hAnsi="ＭＳ 明朝" w:hint="eastAsia"/>
+                <w:color w:val="00B050"/>
+                <w:sz w:val="20"/>
+                <w:szCs w:val="20"/>
+              </w:rPr>
+              <w:t>}}</w:t>
+            </w:r>
+            <w:r>
+              <w:rPr>
+                <w:rFonts w:ascii="ＭＳ 明朝" w:eastAsia="ＭＳ 明朝" w:hAnsi="ＭＳ 明朝" w:hint="eastAsia"/>
+                <w:color w:val="00B050"/>
+                <w:sz w:val="20"/>
+                <w:szCs w:val="20"/>
+                <w:lang w:eastAsia="zh-TW"/>
+              </w:rPr>
+              <w:t>）</w:t>
             </w:r>
           </w:p>
         </w:tc>
@@ -13827,7 +13901,7 @@
                     </wp:anchor>
                   </w:drawing>
                 </mc:Choice>
-                <mc:Fallback xmlns:w16se="http://schemas.microsoft.com/office/word/2015/wordml/symex" xmlns:w16sdtfl="http://schemas.microsoft.com/office/word/2024/wordml/sdtformatlock" xmlns:w16sdtdh="http://schemas.microsoft.com/office/word/2020/wordml/sdtdatahash" xmlns:w16du="http://schemas.microsoft.com/office/word/2023/wordml/word16du" xmlns:w16="http://schemas.microsoft.com/office/word/2018/wordml" xmlns:w16cid="http://schemas.microsoft.com/office/word/2016/wordml/cid" xmlns:w16cex="http://schemas.microsoft.com/office/word/2018/wordml/cex" xmlns:w15="http://schemas.microsoft.com/office/word/2012/wordml" xmlns:oel="http://schemas.microsoft.com/office/2019/extlst" xmlns:am3d="http://schemas.microsoft.com/office/drawing/2017/model3d" xmlns:aink="http://schemas.microsoft.com/office/drawing/2016/ink" xmlns:cx8="http://schemas.microsoft.com/office/drawing/2016/5/14/chartex" xmlns:cx7="http://schemas.microsoft.com/office/drawing/2016/5/13/chartex" xmlns:cx6="http://schemas.microsoft.com/office/drawing/2016/5/12/chartex" xmlns:cx5="http://schemas.microsoft.com/office/drawing/2016/5/11/chartex" xmlns:cx4="http://schemas.microsoft.com/office/drawing/2016/5/10/chartex" xmlns:cx3="http://schemas.microsoft.com/office/drawing/2016/5/9/chartex" xmlns:cx2="http://schemas.microsoft.com/office/drawing/2015/10/21/chartex" xmlns:cx1="http://schemas.microsoft.com/office/drawing/2015/9/8/chartex" xmlns:cx="http://schemas.microsoft.com/office/drawing/2014/chartex">
+                <mc:Fallback xmlns:cx="http://schemas.microsoft.com/office/drawing/2014/chartex" xmlns:cx1="http://schemas.microsoft.com/office/drawing/2015/9/8/chartex" xmlns:cx2="http://schemas.microsoft.com/office/drawing/2015/10/21/chartex" xmlns:cx3="http://schemas.microsoft.com/office/drawing/2016/5/9/chartex" xmlns:cx4="http://schemas.microsoft.com/office/drawing/2016/5/10/chartex" xmlns:cx5="http://schemas.microsoft.com/office/drawing/2016/5/11/chartex" xmlns:cx6="http://schemas.microsoft.com/office/drawing/2016/5/12/chartex" xmlns:cx7="http://schemas.microsoft.com/office/drawing/2016/5/13/chartex" xmlns:cx8="http://schemas.microsoft.com/office/drawing/2016/5/14/chartex" xmlns:aink="http://schemas.microsoft.com/office/drawing/2016/ink" xmlns:am3d="http://schemas.microsoft.com/office/drawing/2017/model3d" xmlns:oel="http://schemas.microsoft.com/office/2019/extlst" xmlns:w15="http://schemas.microsoft.com/office/word/2012/wordml" xmlns:w16cex="http://schemas.microsoft.com/office/word/2018/wordml/cex" xmlns:w16cid="http://schemas.microsoft.com/office/word/2016/wordml/cid" xmlns:w16="http://schemas.microsoft.com/office/word/2018/wordml" xmlns:w16du="http://schemas.microsoft.com/office/word/2023/wordml/word16du" xmlns:w16sdtdh="http://schemas.microsoft.com/office/word/2020/wordml/sdtdatahash" xmlns:w16sdtfl="http://schemas.microsoft.com/office/word/2024/wordml/sdtformatlock" xmlns:w16se="http://schemas.microsoft.com/office/word/2015/wordml/symex">
                   <w:pict>
                     <v:group w14:anchorId="065D33E4" id="キャンバス 39" o:spid="_x0000_s1048" editas="canvas" style="position:absolute;left:0;text-align:left;margin-left:-49.1pt;margin-top:-3.25pt;width:376.7pt;height:447.9pt;z-index:251660288" coordsize="47840,56883" o:gfxdata="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">
                       <v:shape id="_x0000_s1049" type="#_x0000_t75" style="position:absolute;width:47840;height:56883;visibility:visible;mso-wrap-style:square">
@@ -18256,26 +18330,6 @@
 </file>
 
 <file path=customXml/item1.xml><?xml version="1.0" encoding="utf-8"?>
-<p:properties xmlns:p="http://schemas.microsoft.com/office/2006/metadata/properties" xmlns:xsi="http://www.w3.org/2001/XMLSchema-instance" xmlns:pc="http://schemas.microsoft.com/office/infopath/2007/PartnerControls">
-  <documentManagement>
-    <lcf76f155ced4ddcb4097134ff3c332f xmlns="de1ba629-2ef5-49ac-9285-140fa60976af">
-      <Terms xmlns="http://schemas.microsoft.com/office/infopath/2007/PartnerControls"/>
-    </lcf76f155ced4ddcb4097134ff3c332f>
-    <TaxCatchAll xmlns="4d7fb8f6-9384-49ba-9078-0024065d699e" xsi:nil="true"/>
-  </documentManagement>
-</p:properties>
-</file>
-
-<file path=customXml/item2.xml><?xml version="1.0" encoding="utf-8"?>
-<?mso-contentType ?>
-<FormTemplates xmlns="http://schemas.microsoft.com/sharepoint/v3/contenttype/forms">
-  <Display>DocumentLibraryForm</Display>
-  <Edit>DocumentLibraryForm</Edit>
-  <New>DocumentLibraryForm</New>
-</FormTemplates>
-</file>
-
-<file path=customXml/item3.xml><?xml version="1.0" encoding="utf-8"?>
 <ct:contentTypeSchema xmlns:ct="http://schemas.microsoft.com/office/2006/metadata/contentType" xmlns:ma="http://schemas.microsoft.com/office/2006/metadata/properties/metaAttributes" ct:_="" ma:_="" ma:contentTypeName="ドキュメント" ma:contentTypeID="0x010100B9F3419BC2D8D64D830E9AEB8963277A" ma:contentTypeVersion="12" ma:contentTypeDescription="新しいドキュメントを作成します。" ma:contentTypeScope="" ma:versionID="aaae8dea08b675139fd36b71e1da83a8">
   <xsd:schema xmlns:xsd="http://www.w3.org/2001/XMLSchema" xmlns:xs="http://www.w3.org/2001/XMLSchema" xmlns:p="http://schemas.microsoft.com/office/2006/metadata/properties" xmlns:ns2="de1ba629-2ef5-49ac-9285-140fa60976af" xmlns:ns3="4d7fb8f6-9384-49ba-9078-0024065d699e" targetNamespace="http://schemas.microsoft.com/office/2006/metadata/properties" ma:root="true" ma:fieldsID="845626131e878e0396b23398a507c366" ns2:_="" ns3:_="">
     <xsd:import namespace="de1ba629-2ef5-49ac-9285-140fa60976af"/>
@@ -18476,30 +18530,31 @@
 </ct:contentTypeSchema>
 </file>
 
+<file path=customXml/item2.xml><?xml version="1.0" encoding="utf-8"?>
+<?mso-contentType ?>
+<FormTemplates xmlns="http://schemas.microsoft.com/sharepoint/v3/contenttype/forms">
+  <Display>DocumentLibraryForm</Display>
+  <Edit>DocumentLibraryForm</Edit>
+  <New>DocumentLibraryForm</New>
+</FormTemplates>
+</file>
+
+<file path=customXml/item3.xml><?xml version="1.0" encoding="utf-8"?>
+<p:properties xmlns:p="http://schemas.microsoft.com/office/2006/metadata/properties" xmlns:xsi="http://www.w3.org/2001/XMLSchema-instance" xmlns:pc="http://schemas.microsoft.com/office/infopath/2007/PartnerControls">
+  <documentManagement>
+    <lcf76f155ced4ddcb4097134ff3c332f xmlns="de1ba629-2ef5-49ac-9285-140fa60976af">
+      <Terms xmlns="http://schemas.microsoft.com/office/infopath/2007/PartnerControls"/>
+    </lcf76f155ced4ddcb4097134ff3c332f>
+    <TaxCatchAll xmlns="4d7fb8f6-9384-49ba-9078-0024065d699e" xsi:nil="true"/>
+  </documentManagement>
+</p:properties>
+</file>
+
 <file path=customXml/item4.xml><?xml version="1.0" encoding="utf-8"?>
 <b:Sources xmlns:b="http://schemas.openxmlformats.org/officeDocument/2006/bibliography" xmlns="http://schemas.openxmlformats.org/officeDocument/2006/bibliography" SelectedStyle="\APA.XSL" StyleName="APA"/>
 </file>
 
 <file path=customXml/itemProps1.xml><?xml version="1.0" encoding="utf-8"?>
-<ds:datastoreItem xmlns:ds="http://schemas.openxmlformats.org/officeDocument/2006/customXml" ds:itemID="{4C0455F3-449D-4819-B96A-3DBF19AB47EE}">
-  <ds:schemaRefs>
-    <ds:schemaRef ds:uri="http://schemas.microsoft.com/office/2006/metadata/properties"/>
-    <ds:schemaRef ds:uri="http://schemas.microsoft.com/office/infopath/2007/PartnerControls"/>
-    <ds:schemaRef ds:uri="de1ba629-2ef5-49ac-9285-140fa60976af"/>
-    <ds:schemaRef ds:uri="4d7fb8f6-9384-49ba-9078-0024065d699e"/>
-  </ds:schemaRefs>
-</ds:datastoreItem>
-</file>
-
-<file path=customXml/itemProps2.xml><?xml version="1.0" encoding="utf-8"?>
-<ds:datastoreItem xmlns:ds="http://schemas.openxmlformats.org/officeDocument/2006/customXml" ds:itemID="{D4776CF6-23B1-452B-AD32-8DEB6C8A4B4E}">
-  <ds:schemaRefs>
-    <ds:schemaRef ds:uri="http://schemas.microsoft.com/sharepoint/v3/contenttype/forms"/>
-  </ds:schemaRefs>
-</ds:datastoreItem>
-</file>
-
-<file path=customXml/itemProps3.xml><?xml version="1.0" encoding="utf-8"?>
 <ds:datastoreItem xmlns:ds="http://schemas.openxmlformats.org/officeDocument/2006/customXml" ds:itemID="{E526CBF1-C65A-4023-B211-2CBBFA22A677}">
   <ds:schemaRefs>
     <ds:schemaRef ds:uri="http://schemas.microsoft.com/office/2006/metadata/contentType"/>
@@ -18518,8 +18573,27 @@
 </ds:datastoreItem>
 </file>
 
+<file path=customXml/itemProps2.xml><?xml version="1.0" encoding="utf-8"?>
+<ds:datastoreItem xmlns:ds="http://schemas.openxmlformats.org/officeDocument/2006/customXml" ds:itemID="{D4776CF6-23B1-452B-AD32-8DEB6C8A4B4E}">
+  <ds:schemaRefs>
+    <ds:schemaRef ds:uri="http://schemas.microsoft.com/sharepoint/v3/contenttype/forms"/>
+  </ds:schemaRefs>
+</ds:datastoreItem>
+</file>
+
+<file path=customXml/itemProps3.xml><?xml version="1.0" encoding="utf-8"?>
+<ds:datastoreItem xmlns:ds="http://schemas.openxmlformats.org/officeDocument/2006/customXml" ds:itemID="{4C0455F3-449D-4819-B96A-3DBF19AB47EE}">
+  <ds:schemaRefs>
+    <ds:schemaRef ds:uri="http://schemas.microsoft.com/office/2006/metadata/properties"/>
+    <ds:schemaRef ds:uri="http://schemas.microsoft.com/office/infopath/2007/PartnerControls"/>
+    <ds:schemaRef ds:uri="de1ba629-2ef5-49ac-9285-140fa60976af"/>
+    <ds:schemaRef ds:uri="4d7fb8f6-9384-49ba-9078-0024065d699e"/>
+  </ds:schemaRefs>
+</ds:datastoreItem>
+</file>
+
 <file path=customXml/itemProps4.xml><?xml version="1.0" encoding="utf-8"?>
-<ds:datastoreItem xmlns:ds="http://schemas.openxmlformats.org/officeDocument/2006/customXml" ds:itemID="{59C5AA7E-F163-42DA-BC71-70B6AAA552A9}">
+<ds:datastoreItem xmlns:ds="http://schemas.openxmlformats.org/officeDocument/2006/customXml" ds:itemID="{F22F46E5-A826-4A68-A120-E0CED5AD952E}">
   <ds:schemaRefs>
     <ds:schemaRef ds:uri="http://schemas.openxmlformats.org/officeDocument/2006/bibliography"/>
   </ds:schemaRefs>
